--- a/backend/public/assets/resume.docx
+++ b/backend/public/assets/resume.docx
@@ -12,29 +12,14 @@
     </w:p>
     <w:p>
       <w:r>
-        <w:t>Durgapur</w:t>
-      </w:r>
-      <w:r>
-        <w:t xml:space="preserve">, West Bengal | +91 </w:t>
-      </w:r>
-      <w:r>
-        <w:t>9679885493</w:t>
-      </w:r>
-      <w:r>
-        <w:t xml:space="preserve"> | </w:t>
+        <w:t xml:space="preserve">Durgapur, West Bengal | +91 9679885493 | </w:t>
       </w:r>
       <w:hyperlink r:id="rId6" w:history="1">
         <w:r>
           <w:rPr>
             <w:rStyle w:val="Hyperlink"/>
           </w:rPr>
-          <w:t>rebagarai83</w:t>
-        </w:r>
-        <w:r>
-          <w:rPr>
-            <w:rStyle w:val="Hyperlink"/>
-          </w:rPr>
-          <w:t>@gmail.com</w:t>
+          <w:t>rebagarai83@gmail.com</w:t>
         </w:r>
       </w:hyperlink>
     </w:p>
@@ -58,7 +43,19 @@
           <w:rPr>
             <w:rStyle w:val="Hyperlink"/>
           </w:rPr>
-          <w:t>https://sayan21m.github.io/portfolio/</w:t>
+          <w:t>https://portfolio-d</w:t>
+        </w:r>
+        <w:r>
+          <w:rPr>
+            <w:rStyle w:val="Hyperlink"/>
+          </w:rPr>
+          <w:t>v</w:t>
+        </w:r>
+        <w:r>
+          <w:rPr>
+            <w:rStyle w:val="Hyperlink"/>
+          </w:rPr>
+          <w:t>ey.onrender.com</w:t>
         </w:r>
       </w:hyperlink>
       <w:r>
@@ -11826,6 +11823,18 @@
       <w:shd w:val="clear" w:color="auto" w:fill="E1DFDD"/>
     </w:rPr>
   </w:style>
+  <w:style w:type="character" w:styleId="FollowedHyperlink">
+    <w:name w:val="FollowedHyperlink"/>
+    <w:basedOn w:val="DefaultParagraphFont"/>
+    <w:uiPriority w:val="99"/>
+    <w:semiHidden/>
+    <w:unhideWhenUsed/>
+    <w:rsid w:val="003A4D3F"/>
+    <w:rPr>
+      <w:color w:val="800080" w:themeColor="followedHyperlink"/>
+      <w:u w:val="single"/>
+    </w:rPr>
+  </w:style>
 </w:styles>
 </file>
 

--- a/backend/public/assets/resume.docx
+++ b/backend/public/assets/resume.docx
@@ -94,19 +94,16 @@
     <w:p>
       <w:r>
         <w:t>MCKV Institute of Engineering</w:t>
-      </w:r>
-      <w:r>
         <w:br/>
         <w:t>Bachelor of Technology (B.Tech), Information Technology</w:t>
-      </w:r>
-      <w:r>
         <w:br/>
         <w:t>Expected Graduation: 2028</w:t>
+        <w:br/>
+        <w:t>Semester 1: 8.76 | Semester 2: 9.20 | Year 1 YGPA: 8.97 | Semester 3: 9.78 | Semester 4: 9.73 | Year 2 YGPA: 9.75</w:t>
       </w:r>
-      <w:r>
-        <w:br/>
-        <w:t>Semester 1: 8.76 | Semester 2: 9.22 | Year 1 YGPA: 8.97 | Semester 3: 9.78</w:t>
-      </w:r>
+      <w:r/>
+      <w:r/>
+      <w:r/>
     </w:p>
     <w:p>
       <w:pPr>

--- a/backend/public/assets/resume.docx
+++ b/backend/public/assets/resume.docx
@@ -25,7 +25,7 @@
     </w:p>
     <w:p>
       <w:r>
-        <w:t xml:space="preserve">GitHub: </w:t>
+        <w:t>GitHub: github.com/sayan21m | Portfolio: https://portfolio-backend-seven-azure.vercel.app | LinkedIn: https://www.linkedin.com/in/sayan-garai-8b6246370</w:t>
       </w:r>
       <w:hyperlink r:id="rId7" w:history="1">
         <w:r>
@@ -35,9 +35,7 @@
           <w:t>github.com/sayan21m</w:t>
         </w:r>
       </w:hyperlink>
-      <w:r>
-        <w:t xml:space="preserve"> | Portfolio: </w:t>
-      </w:r>
+      <w:r/>
       <w:hyperlink r:id="rId8" w:history="1">
         <w:r>
           <w:rPr>
@@ -58,9 +56,7 @@
           <w:t>ey.onrender.com</w:t>
         </w:r>
       </w:hyperlink>
-      <w:r>
-        <w:t xml:space="preserve"> | LinkedIn: </w:t>
-      </w:r>
+      <w:r/>
       <w:hyperlink r:id="rId9" w:history="1">
         <w:r>
           <w:rPr>

--- a/backend/public/assets/resume.docx
+++ b/backend/public/assets/resume.docx
@@ -27,44 +27,6 @@
       <w:r>
         <w:t>GitHub: github.com/sayan21m | Portfolio: https://portfolio-backend-seven-azure.vercel.app | LinkedIn: https://www.linkedin.com/in/sayan-garai-8b6246370</w:t>
       </w:r>
-      <w:hyperlink r:id="rId7" w:history="1">
-        <w:r>
-          <w:rPr>
-            <w:rStyle w:val="Hyperlink"/>
-          </w:rPr>
-          <w:t>github.com/sayan21m</w:t>
-        </w:r>
-      </w:hyperlink>
-      <w:r/>
-      <w:hyperlink r:id="rId8" w:history="1">
-        <w:r>
-          <w:rPr>
-            <w:rStyle w:val="Hyperlink"/>
-          </w:rPr>
-          <w:t>https://portfolio-d</w:t>
-        </w:r>
-        <w:r>
-          <w:rPr>
-            <w:rStyle w:val="Hyperlink"/>
-          </w:rPr>
-          <w:t>v</w:t>
-        </w:r>
-        <w:r>
-          <w:rPr>
-            <w:rStyle w:val="Hyperlink"/>
-          </w:rPr>
-          <w:t>ey.onrender.com</w:t>
-        </w:r>
-      </w:hyperlink>
-      <w:r/>
-      <w:hyperlink r:id="rId9" w:history="1">
-        <w:r>
-          <w:rPr>
-            <w:rStyle w:val="Hyperlink"/>
-          </w:rPr>
-          <w:t>https://www.linkedin.com/in/sayan-garai-8b6246370</w:t>
-        </w:r>
-      </w:hyperlink>
     </w:p>
     <w:p>
       <w:pPr>
@@ -95,11 +57,18 @@
         <w:br/>
         <w:t>Expected Graduation: 2028</w:t>
         <w:br/>
-        <w:t>Semester 1: 8.76 | Semester 2: 9.20 | Year 1 YGPA: 8.97 | Semester 3: 9.78 | Semester 4: 9.73 | Year 2 YGPA: 9.75</w:t>
+        <w:t>Semester 1: 8.76 | Semester 2: 9.22 | Year 1 YGPA: 8.97 | Semester 3: 9.78 | Semester 4: 9.73 | Year 2 YGPA: 9.75</w:t>
+        <w:br/>
+        <w:br/>
+        <w:t>Class XII — Peariganj Charuchandra High School | WBCHSE | 2023</w:t>
+        <w:br/>
+        <w:t>Percentage: 73%</w:t>
+        <w:br/>
+        <w:br/>
+        <w:t>Class X — Sri Ramakrishna Sevashram Vidyapith (Domra) | WBBSE | 2021</w:t>
+        <w:br/>
+        <w:t>Percentage: 95.4%</w:t>
       </w:r>
-      <w:r/>
-      <w:r/>
-      <w:r/>
     </w:p>
     <w:p>
       <w:pPr>
@@ -174,6 +143,22 @@
     </w:p>
     <w:p>
       <w:pPr>
+        <w:pStyle w:val="Heading2"/>
+      </w:pPr>
+      <w:r>
+        <w:t>Fire Before Fire – ESP32 Early Electrical Fire-Risk Detection</w:t>
+      </w:r>
+    </w:p>
+    <w:p>
+      <w:pPr/>
+      <w:r>
+        <w:t>Tech: ESP32, C++, PlatformIO, ACS712, DS18B20, Gaussian NB, Softmax LR, Node.js, Express, Web Push</w:t>
+        <w:br/>
+        <w:t>• Built an ESP32 early electrical heating and fire-risk detection system with SoftAP dashboard, on-device GNB + logistic regression ensemble, and cloud model sync.</w:t>
+      </w:r>
+    </w:p>
+    <w:p>
+      <w:pPr>
         <w:pStyle w:val="Heading1"/>
       </w:pPr>
       <w:r>
@@ -194,6 +179,20 @@
       <w:r>
         <w:br/>
         <w:t>• Smart India Hackathon (SIH) – Cleared College Level</w:t>
+      </w:r>
+    </w:p>
+    <w:p>
+      <w:pPr>
+        <w:pStyle w:val="Heading1"/>
+      </w:pPr>
+      <w:r>
+        <w:t>DECLARATION</w:t>
+      </w:r>
+    </w:p>
+    <w:p>
+      <w:pPr/>
+      <w:r>
+        <w:t>I hereby declare that the information provided above is true and correct to the best of my knowledge and belief.</w:t>
       </w:r>
     </w:p>
     <w:sectPr>
